--- a/documentos/Convenio_Pago_SURAPELCORP_2026.docx
+++ b/documentos/Convenio_Pago_SURAPELCORP_2026.docx
@@ -44,7 +44,7 @@
           <w:i w:val="0"/>
           <w:sz w:val="22"/>
         </w:rPr>
-        <w:t>Comparecen a la celebración del presente Convenio de Pago, por una parte, CÍA. DE ALIMENTOS Y SERVICIOS COALSE S.A., con RUC No. 0992484314001, a quien en adelante se denominará "EL ACREEDOR"; y, por otra parte, SURAPELCORP S.A. (código de cliente CLTE-T-000071), a quien en adelante se denominará "EL DEUDOR"; quienes libre y voluntariamente conviene en celebrar el presente instrumento al tenor de las siguientes cláusulas:</w:t>
+        <w:t>Comparecen a la celebración del presente Convenio de Pago, por una parte, CÍA. DE ALIMENTOS Y SERVICIOS COALSE S.A., con RUC No. 0992484314001, a quien en adelante se denominará "EL ACREEDOR"; y, por otra parte, SURAPELCORP S.A. (código de cliente CLTE-T-000071), a quien en adelante se denominará "EL DEUDOR"; quienes libre y voluntariamente convienen en celebrar el presente instrumento al tenor de las siguientes cláusulas:</w:t>
       </w:r>
     </w:p>
     <w:p>
